--- a/docs/review-2/source/SWP490_FA26SE036_Registration_Form_v1.1.docx
+++ b/docs/review-2/source/SWP490_FA26SE036_Registration_Form_v1.1.docx
@@ -793,6 +793,14 @@
                 <w:szCs w:val="24"/>
               </w:rPr>
             </w:pPr>
+            <w:r>
+              <w:rPr>
+                <w:rFonts w:ascii="Times New Roman" w:cs="Times New Roman" w:eastAsia="Times New Roman" w:hAnsi="Times New Roman"/>
+                <w:sz w:val="24"/>
+                <w:szCs w:val="24"/>
+              </w:rPr>
+              <w:t xml:space="preserve">0912656836</w:t>
+            </w:r>
             <w:r>
               <w:rPr>
                 <w:rtl w:val="0"/>
@@ -1351,7 +1359,7 @@
                 <w:szCs w:val="24"/>
                 <w:rtl w:val="0"/>
               </w:rPr>
-              <w:t xml:space="preserve"/>
+              <w:t xml:space="preserve">SE171113</w:t>
             </w:r>
           </w:p>
         </w:tc>
@@ -1389,7 +1397,7 @@
                 <w:szCs w:val="24"/>
                 <w:rtl w:val="0"/>
               </w:rPr>
-              <w:t xml:space="preserve"/>
+              <w:t xml:space="preserve">0377168254</w:t>
             </w:r>
           </w:p>
         </w:tc>
@@ -1429,7 +1437,7 @@
                 <w:szCs w:val="24"/>
                 <w:rtl w:val="0"/>
               </w:rPr>
-              <w:t xml:space="preserve"/>
+              <w:t xml:space="preserve">thuannpmse171113@fpt.edu.vn</w:t>
             </w:r>
           </w:p>
         </w:tc>
@@ -1588,7 +1596,7 @@
                 <w:szCs w:val="24"/>
                 <w:rtl w:val="0"/>
               </w:rPr>
-              <w:t xml:space="preserve"/>
+              <w:t xml:space="preserve">DE180553</w:t>
             </w:r>
           </w:p>
         </w:tc>
@@ -1626,7 +1634,7 @@
                 <w:szCs w:val="24"/>
                 <w:rtl w:val="0"/>
               </w:rPr>
-              <w:t xml:space="preserve"/>
+              <w:t xml:space="preserve">0905749864</w:t>
             </w:r>
           </w:p>
         </w:tc>
@@ -1666,7 +1674,7 @@
                 <w:szCs w:val="24"/>
                 <w:rtl w:val="0"/>
               </w:rPr>
-              <w:t xml:space="preserve"/>
+              <w:t xml:space="preserve">thildtde180553@fpt.edu.vn</w:t>
             </w:r>
           </w:p>
         </w:tc>
@@ -1825,7 +1833,7 @@
                 <w:szCs w:val="24"/>
                 <w:rtl w:val="0"/>
               </w:rPr>
-              <w:t xml:space="preserve"/>
+              <w:t xml:space="preserve">SE182482</w:t>
             </w:r>
           </w:p>
         </w:tc>
@@ -1863,7 +1871,7 @@
                 <w:szCs w:val="24"/>
                 <w:rtl w:val="0"/>
               </w:rPr>
-              <w:t xml:space="preserve"/>
+              <w:t xml:space="preserve">0813076315</w:t>
             </w:r>
           </w:p>
         </w:tc>
@@ -1903,7 +1911,7 @@
                 <w:szCs w:val="24"/>
                 <w:rtl w:val="0"/>
               </w:rPr>
-              <w:t xml:space="preserve"/>
+              <w:t xml:space="preserve">viethqse182482@fpt.edu.vn</w:t>
             </w:r>
           </w:p>
         </w:tc>
@@ -2100,7 +2108,7 @@
                 <w:szCs w:val="24"/>
                 <w:rtl w:val="0"/>
               </w:rPr>
-              <w:t xml:space="preserve"/>
+              <w:t xml:space="preserve">0708639363</w:t>
             </w:r>
           </w:p>
         </w:tc>
@@ -2140,7 +2148,7 @@
                 <w:szCs w:val="24"/>
                 <w:rtl w:val="0"/>
               </w:rPr>
-              <w:t xml:space="preserve"/>
+              <w:t xml:space="preserve">haifuong2408@gmail.com</w:t>
             </w:r>
           </w:p>
         </w:tc>
